--- a/public/Janto-Motulo-CV.docx
+++ b/public/Janto-Motulo-CV.docx
@@ -262,6 +262,29 @@
           <w:sz w:val="21"/>
           <w:szCs w:val="21"/>
         </w:rPr>
+        <w:t xml:space="preserve">Personal Projects Stack: </w:t>
+      </w:r>
+      <w:r>
+        <w:rPr>
+          <w:rFonts w:ascii="Calibri" w:cs="Calibri" w:eastAsia="Calibri" w:hAnsi="Calibri"/>
+          <w:sz w:val="21"/>
+          <w:szCs w:val="21"/>
+        </w:rPr>
+        <w:t xml:space="preserve">Flutter, Dart, Riverpod, Express, Prisma, PostgreSQL, Docker, Caddy, Oracle Cloud</w:t>
+      </w:r>
+    </w:p>
+    <w:p>
+      <w:pPr>
+        <w:spacing w:after="40"/>
+      </w:pPr>
+      <w:r>
+        <w:rPr>
+          <w:rFonts w:ascii="Calibri" w:cs="Calibri" w:eastAsia="Calibri" w:hAnsi="Calibri"/>
+          <w:b/>
+          <w:bCs/>
+          <w:sz w:val="21"/>
+          <w:szCs w:val="21"/>
+        </w:rPr>
         <w:t xml:space="preserve">Currently Learning: </w:t>
       </w:r>
       <w:r>
@@ -912,7 +935,61 @@
           <w:sz w:val="21"/>
           <w:szCs w:val="21"/>
         </w:rPr>
-        <w:t xml:space="preserve">CineTrack (Flutter, in progress): movie and TV catalog app using the TMDB API, Riverpod, and go_router with a clean-architecture structure. github.com/jantoandriano/tmbd_app</w:t>
+        <w:t xml:space="preserve">Journally (Flutter, Dart, Riverpod; in progress): feature-organized app for logging cafe sightings and feeding logs with reverse-geocoded locations; data layer built on Riverpod and the repository pattern. github.com/jantoandriano/journally</w:t>
+      </w:r>
+    </w:p>
+    <w:p>
+      <w:pPr>
+        <w:pStyle w:val="ListParagraph"/>
+        <w:numPr>
+          <w:ilvl w:val="0"/>
+          <w:numId w:val="2"/>
+        </w:numPr>
+        <w:spacing w:after="40"/>
+      </w:pPr>
+      <w:r>
+        <w:rPr>
+          <w:rFonts w:ascii="Calibri" w:cs="Calibri" w:eastAsia="Calibri" w:hAnsi="Calibri"/>
+          <w:sz w:val="21"/>
+          <w:szCs w:val="21"/>
+        </w:rPr>
+        <w:t xml:space="preserve">Journally API (Express, TypeScript, Prisma, PostgreSQL; in progress): REST backend for Journally with Postgres-backed sighting and feeding-log endpoints, deployed with Docker and Caddy on Oracle Cloud. github.com/jantoandriano/journally-api</w:t>
+      </w:r>
+    </w:p>
+    <w:p>
+      <w:pPr>
+        <w:pStyle w:val="ListParagraph"/>
+        <w:numPr>
+          <w:ilvl w:val="0"/>
+          <w:numId w:val="2"/>
+        </w:numPr>
+        <w:spacing w:after="40"/>
+      </w:pPr>
+      <w:r>
+        <w:rPr>
+          <w:rFonts w:ascii="Calibri" w:cs="Calibri" w:eastAsia="Calibri" w:hAnsi="Calibri"/>
+          <w:sz w:val="21"/>
+          <w:szCs w:val="21"/>
+        </w:rPr>
+        <w:t xml:space="preserve">SnapFrame (Flutter, Dart; in progress): photobooth app where users pick a frame, shoot a countdown photo series, retake any slot, and save or send the result to WhatsApp; frames are split into Free and Pro tiers. github.com/jantoandriano/SnapFrame</w:t>
+      </w:r>
+    </w:p>
+    <w:p>
+      <w:pPr>
+        <w:pStyle w:val="ListParagraph"/>
+        <w:numPr>
+          <w:ilvl w:val="0"/>
+          <w:numId w:val="2"/>
+        </w:numPr>
+        <w:spacing w:after="40"/>
+      </w:pPr>
+      <w:r>
+        <w:rPr>
+          <w:rFonts w:ascii="Calibri" w:cs="Calibri" w:eastAsia="Calibri" w:hAnsi="Calibri"/>
+          <w:sz w:val="21"/>
+          <w:szCs w:val="21"/>
+        </w:rPr>
+        <w:t xml:space="preserve">CineTrack (Flutter, Dart, Riverpod, go_router): movie and TV catalog app using the TMDB API with a clean-architecture structure. github.com/jantoandriano/tmbd_app</w:t>
       </w:r>
     </w:p>
     <w:p>
